--- a/manuscript/latex/supplementary.docx
+++ b/manuscript/latex/supplementary.docx
@@ -48,14 +48,14 @@
       <w:r>
         <w:drawing>
           <wp:inline>
-            <wp:extent cx="5334000" cy="4446212"/>
+            <wp:extent cx="5334000" cy="4442965"/>
             <wp:effectExtent b="0" l="0" r="0" t="0"/>
             <wp:docPr descr="" title="" id="10" name="Picture"/>
             <a:graphic>
               <a:graphicData uri="http://schemas.openxmlformats.org/drawingml/2006/picture">
                 <pic:pic>
                   <pic:nvPicPr>
-                    <pic:cNvPr descr="figS1_sankey.pdf" id="11" name="Picture"/>
+                    <pic:cNvPr descr="figS1_sankey.png" id="11" name="Picture"/>
                     <pic:cNvPicPr>
                       <a:picLocks noChangeArrowheads="1" noChangeAspect="1"/>
                     </pic:cNvPicPr>
@@ -69,7 +69,7 @@
                   <pic:spPr bwMode="auto">
                     <a:xfrm>
                       <a:off x="0" y="0"/>
-                      <a:ext cx="5334000" cy="4446212"/>
+                      <a:ext cx="5334000" cy="4442965"/>
                     </a:xfrm>
                     <a:prstGeom prst="rect">
                       <a:avLst/>

--- a/manuscript/latex/supplementary.docx
+++ b/manuscript/latex/supplementary.docx
@@ -7,7 +7,13 @@
         <w:pStyle w:val="Title"/>
       </w:pPr>
       <w:r>
-        <w:t xml:space="preserve">Supplementary information for: A gas-transport model predicts the</w:t>
+        <w:t xml:space="preserve">Supplementary information for: A gas-transport model</w:t>
+      </w:r>
+      <w:r>
+        <w:t xml:space="preserve"> </w:t>
+      </w:r>
+      <w:r>
+        <w:t xml:space="preserve">predicts the</w:t>
       </w:r>
       <w:r>
         <w:t xml:space="preserve"> </w:t>
@@ -23,7 +29,13 @@
         <w:t xml:space="preserve"> </w:t>
       </w:r>
       <w:r>
-        <w:t xml:space="preserve">spaceflight transcriptome, and hardware ventilation resolves true microgravity responses from sealed canister artifacts</w:t>
+        <w:t xml:space="preserve">spaceflight transcriptome, and illumination separates six</w:t>
+      </w:r>
+      <w:r>
+        <w:t xml:space="preserve"> </w:t>
+      </w:r>
+      <w:r>
+        <w:t xml:space="preserve">flight contrasts</w:t>
       </w:r>
     </w:p>
     <w:p>
@@ -31,13 +43,18 @@
         <w:pStyle w:val="Author"/>
       </w:pPr>
     </w:p>
-    <w:bookmarkStart w:id="14" w:name="supplementary-figures-and-tables"/>
+    <w:p>
+      <w:pPr>
+        <w:pStyle w:val="Author"/>
+      </w:pPr>
+    </w:p>
+    <w:bookmarkStart w:id="13" w:name="supplementary-figures"/>
     <w:p>
       <w:pPr>
         <w:pStyle w:val="Heading1"/>
       </w:pPr>
       <w:r>
-        <w:t xml:space="preserve">Supplementary Figures and Tables</w:t>
+        <w:t xml:space="preserve">Supplementary figures</w:t>
       </w:r>
     </w:p>
     <w:bookmarkStart w:id="12" w:name="fig:sankey"/>
@@ -97,7 +114,21 @@
           <w:b/>
           <w:bCs/>
         </w:rPr>
-        <w:t xml:space="preserve">Locus-level multi-omics flow and MapMan ontology reconstruction.</w:t>
+        <w:t xml:space="preserve">Where the loci go, and how far the MapMan half of the diagram can be</w:t>
+      </w:r>
+      <w:r>
+        <w:rPr>
+          <w:b/>
+          <w:bCs/>
+        </w:rPr>
+        <w:t xml:space="preserve"> </w:t>
+      </w:r>
+      <w:r>
+        <w:rPr>
+          <w:b/>
+          <w:bCs/>
+        </w:rPr>
+        <w:t xml:space="preserve">trusted.</w:t>
       </w:r>
       <w:r>
         <w:t xml:space="preserve"> </w:t>
@@ -110,18 +141,122 @@
         <w:t xml:space="preserve">a</w:t>
       </w:r>
       <w:r>
-        <w:t xml:space="preserve">, Each locus in at least one of the 28 non-whole-ontology significant pathways is placed in one transcript bin and one protein bin, and then into the pathways it belongs to. Ribbon width is proportional to locus count. The pathway column draws the ten most significant pathways; a square gives each pathway’s database in the colours of Fig. </w:t>
-      </w:r>
-      <w:hyperlink w:anchor="fig:paintomics">
-        <w:r>
-          <w:rPr>
-            <w:rStyle w:val="Hyperlink"/>
-          </w:rPr>
-          <w:t xml:space="preserve">[fig:paintomics]</w:t>
-        </w:r>
-      </w:hyperlink>
-      <w:r>
-        <w:t xml:space="preserve">a.</w:t>
+        <w:t xml:space="preserve">, Each locus in at least one of the 29 non-whole-ontology significant pathways is</w:t>
+      </w:r>
+      <w:r>
+        <w:t xml:space="preserve"> </w:t>
+      </w:r>
+      <w:r>
+        <w:t xml:space="preserve">placed in one transcript bin and one protein bin, and then into the pathways it belongs to.</w:t>
+      </w:r>
+      <w:r>
+        <w:t xml:space="preserve"> </w:t>
+      </w:r>
+      <w:r>
+        <w:t xml:space="preserve">Ribbon width is a locus count. The transcript and protein columns conserve loci exactly; the</w:t>
+      </w:r>
+      <w:r>
+        <w:t xml:space="preserve"> </w:t>
+      </w:r>
+      <w:r>
+        <w:t xml:space="preserve">pathway column counts</w:t>
+      </w:r>
+      <w:r>
+        <w:t xml:space="preserve"> </w:t>
+      </w:r>
+      <w:r>
+        <w:rPr>
+          <w:i/>
+          <w:iCs/>
+        </w:rPr>
+        <w:t xml:space="preserve">memberships</w:t>
+      </w:r>
+      <w:r>
+        <w:t xml:space="preserve">, so a locus in more than one pathway is counted more</w:t>
+      </w:r>
+      <w:r>
+        <w:t xml:space="preserve"> </w:t>
+      </w:r>
+      <w:r>
+        <w:t xml:space="preserve">than once. The pathway column draws the ten most significant; a square gives each pathway’s</w:t>
+      </w:r>
+      <w:r>
+        <w:t xml:space="preserve"> </w:t>
+      </w:r>
+      <w:r>
+        <w:t xml:space="preserve">database in the colours of Fig. 6a. Three whole-ontology MapMan diagrams</w:t>
+      </w:r>
+      <w:r>
+        <w:t xml:space="preserve"> </w:t>
+      </w:r>
+      <w:r>
+        <w:t xml:space="preserve">are excluded —</w:t>
+      </w:r>
+      <w:r>
+        <w:t xml:space="preserve"> </w:t>
+      </w:r>
+      <w:r>
+        <w:rPr>
+          <w:i/>
+          <w:iCs/>
+        </w:rPr>
+        <w:t xml:space="preserve">Overview</w:t>
+      </w:r>
+      <w:r>
+        <w:t xml:space="preserve"> </w:t>
+      </w:r>
+      <w:r>
+        <w:t xml:space="preserve">lists all 36 top-level bins and so covers 99.8 % of</w:t>
+      </w:r>
+      <w:r>
+        <w:t xml:space="preserve"> </w:t>
+      </w:r>
+      <w:r>
+        <w:t xml:space="preserve">measured loci, and</w:t>
+      </w:r>
+      <w:r>
+        <w:t xml:space="preserve"> </w:t>
+      </w:r>
+      <w:r>
+        <w:rPr>
+          <w:i/>
+          <w:iCs/>
+        </w:rPr>
+        <w:t xml:space="preserve">Regulation overview</w:t>
+      </w:r>
+      <w:r>
+        <w:t xml:space="preserve"> </w:t>
+      </w:r>
+      <w:r>
+        <w:t xml:space="preserve">and</w:t>
+      </w:r>
+      <w:r>
+        <w:t xml:space="preserve"> </w:t>
+      </w:r>
+      <w:r>
+        <w:rPr>
+          <w:i/>
+          <w:iCs/>
+        </w:rPr>
+        <w:t xml:space="preserve">Biotic Stress</w:t>
+      </w:r>
+      <w:r>
+        <w:t xml:space="preserve"> </w:t>
+      </w:r>
+      <w:r>
+        <w:t xml:space="preserve">cover 45 % and</w:t>
+      </w:r>
+      <w:r>
+        <w:t xml:space="preserve"> </w:t>
+      </w:r>
+      <w:r>
+        <w:t xml:space="preserve">44 %; the next largest covers 17 %. A map holding nearly every measured locus cannot say</w:t>
+      </w:r>
+      <w:r>
+        <w:t xml:space="preserve"> </w:t>
+      </w:r>
+      <w:r>
+        <w:t xml:space="preserve">where anything goes, because its ribbons reproduce the marginal distribution.</w:t>
       </w:r>
       <w:r>
         <w:t xml:space="preserve"> </w:t>
@@ -134,1229 +269,79 @@
         <w:t xml:space="preserve">b</w:t>
       </w:r>
       <w:r>
-        <w:t xml:space="preserve">, Reconstructed MapMan diagram membership compared against the feature count PaintOmics reported for each diagram (log scale). Nine of the thirteen diagrams agree to within three features.</w:t>
+        <w:t xml:space="preserve">, PaintOmics reports enrichment but not the gene lists behind it, and MapMan has no</w:t>
+      </w:r>
+      <w:r>
+        <w:t xml:space="preserve"> </w:t>
+      </w:r>
+      <w:r>
+        <w:t xml:space="preserve">equivalent of the KEGG REST API, so MapMan membership is reconstructed from GoMapMan’s</w:t>
+      </w:r>
+      <w:r>
+        <w:t xml:space="preserve"> </w:t>
+      </w:r>
+      <w:r>
+        <w:t xml:space="preserve">Araport11 gene-to-bin mapping and the MapMan diagram layouts, by PaintOmics’ own inclusion</w:t>
+      </w:r>
+      <w:r>
+        <w:t xml:space="preserve"> </w:t>
+      </w:r>
+      <w:r>
+        <w:t xml:space="preserve">rules. Reconstructed membership is compared against the feature count PaintOmics itself</w:t>
+      </w:r>
+      <w:r>
+        <w:t xml:space="preserve"> </w:t>
+      </w:r>
+      <w:r>
+        <w:t xml:space="preserve">reported for each diagram (log scale). Nine of the thirteen agree to within three features.</w:t>
+      </w:r>
+      <w:r>
+        <w:t xml:space="preserve"> </w:t>
+      </w:r>
+      <w:r>
+        <w:t xml:space="preserve">Significance throughout is PaintOmics’ uncorrected combined</w:t>
+      </w:r>
+      <w:r>
+        <w:t xml:space="preserve"> </w:t>
+      </w:r>
+      <m:oMath>
+        <m:r>
+          <m:t>p</m:t>
+        </m:r>
+        <m:r>
+          <m:rPr>
+            <m:sty m:val="p"/>
+          </m:rPr>
+          <m:t>&lt;</m:t>
+        </m:r>
+        <m:r>
+          <m:t>0.05</m:t>
+        </m:r>
+      </m:oMath>
+      <w:r>
+        <w:t xml:space="preserve">.</w:t>
+      </w:r>
+      <w:r>
+        <w:t xml:space="preserve"> </w:t>
+      </w:r>
+      <w:r>
+        <w:t xml:space="preserve">The four that do not are the largest maps, are marked in vermilion with the ratio between the</w:t>
+      </w:r>
+      <w:r>
+        <w:t xml:space="preserve"> </w:t>
+      </w:r>
+      <w:r>
+        <w:t xml:space="preserve">two counts, and the reason for the difference is not recoverable from PaintOmics’ published</w:t>
+      </w:r>
+      <w:r>
+        <w:t xml:space="preserve"> </w:t>
+      </w:r>
+      <w:r>
+        <w:t xml:space="preserve">sources; both counts are reported rather than one.</w:t>
       </w:r>
     </w:p>
     <w:bookmarkEnd w:id="12"/>
-    <w:bookmarkStart w:id="13" w:name="tab:s1_comparison"/>
-    <w:p>
-      <w:pPr>
-        <w:pStyle w:val="TableCaption"/>
-      </w:pPr>
-      <w:r>
-        <w:t xml:space="preserve">Cross-hardware pathway classification: comparison of the key pathways enriched in sealed BRIC-LED (OSD-522) against ventilated ABRS (OSD-7).</w:t>
-      </w:r>
-    </w:p>
-    <w:tbl>
-      <w:tblPr>
-        <w:tblStyle w:val="Table"/>
-        <w:tblW w:type="auto" w:w="0"/>
-        <w:tblLook w:firstRow="1" w:lastRow="0" w:firstColumn="0" w:lastColumn="0" w:noHBand="0" w:noVBand="0" w:val="0020"/>
-        <w:tblCaption w:val="Cross-hardware pathway classification: comparison of the key pathways enriched in sealed BRIC-LED (OSD-522) against ventilated ABRS (OSD-7)."/>
-      </w:tblPr>
-      <w:tblGrid>
-        <w:gridCol w:w="1320"/>
-        <w:gridCol w:w="1320"/>
-        <w:gridCol w:w="1320"/>
-        <w:gridCol w:w="1320"/>
-        <w:gridCol w:w="1320"/>
-        <w:gridCol w:w="1320"/>
-      </w:tblGrid>
-      <w:tr>
-        <w:trPr>
-          <w:tblHeader w:val="on"/>
-        </w:trPr>
-        <w:tc>
-          <w:tcPr/>
-          <w:p>
-            <w:pPr>
-              <w:pStyle w:val="Compact"/>
-              <w:jc w:val="left"/>
-            </w:pPr>
-            <w:r>
-              <w:t xml:space="preserve">DB</w:t>
-            </w:r>
-          </w:p>
-        </w:tc>
-        <w:tc>
-          <w:tcPr/>
-          <w:p>
-            <w:pPr>
-              <w:pStyle w:val="Compact"/>
-              <w:jc w:val="left"/>
-            </w:pPr>
-            <w:r>
-              <w:t xml:space="preserve">Pathway</w:t>
-            </w:r>
-          </w:p>
-        </w:tc>
-        <w:tc>
-          <w:tcPr/>
-          <w:p>
-            <w:pPr>
-              <w:pStyle w:val="Compact"/>
-              <w:jc w:val="right"/>
-            </w:pPr>
-            <w:r>
-              <w:t xml:space="preserve">BRIC-LED</w:t>
-            </w:r>
-            <w:r>
-              <w:t xml:space="preserve"> </w:t>
-            </w:r>
-            <m:oMath>
-              <m:r>
-                <m:t>p</m:t>
-              </m:r>
-            </m:oMath>
-          </w:p>
-        </w:tc>
-        <w:tc>
-          <w:tcPr/>
-          <w:p>
-            <w:pPr>
-              <w:pStyle w:val="Compact"/>
-              <w:jc w:val="right"/>
-            </w:pPr>
-            <w:r>
-              <w:t xml:space="preserve">ABRS</w:t>
-            </w:r>
-            <w:r>
-              <w:t xml:space="preserve"> </w:t>
-            </w:r>
-            <m:oMath>
-              <m:r>
-                <m:t>p</m:t>
-              </m:r>
-            </m:oMath>
-          </w:p>
-        </w:tc>
-        <w:tc>
-          <w:tcPr/>
-          <w:p>
-            <w:pPr>
-              <w:pStyle w:val="Compact"/>
-              <w:jc w:val="left"/>
-            </w:pPr>
-            <w:r>
-              <w:t xml:space="preserve">ABRS Dir</w:t>
-            </w:r>
-          </w:p>
-        </w:tc>
-        <w:tc>
-          <w:tcPr/>
-          <w:p>
-            <w:pPr>
-              <w:pStyle w:val="Compact"/>
-              <w:jc w:val="left"/>
-            </w:pPr>
-            <w:r>
-              <w:t xml:space="preserve">Classification</w:t>
-            </w:r>
-          </w:p>
-        </w:tc>
-      </w:tr>
-      <w:tr>
-        <w:tc>
-          <w:tcPr/>
-          <w:p>
-            <w:pPr>
-              <w:pStyle w:val="Compact"/>
-              <w:jc w:val="left"/>
-            </w:pPr>
-            <w:r>
-              <w:t xml:space="preserve">K</w:t>
-            </w:r>
-          </w:p>
-        </w:tc>
-        <w:tc>
-          <w:tcPr/>
-          <w:p>
-            <w:pPr>
-              <w:pStyle w:val="Compact"/>
-              <w:jc w:val="left"/>
-            </w:pPr>
-            <w:r>
-              <w:t xml:space="preserve">Protein processing in ER</w:t>
-            </w:r>
-          </w:p>
-        </w:tc>
-        <w:tc>
-          <w:tcPr/>
-          <w:p>
-            <w:pPr>
-              <w:pStyle w:val="Compact"/>
-              <w:jc w:val="right"/>
-            </w:pPr>
-            <m:oMath>
-              <m:r>
-                <m:t>8.65</m:t>
-              </m:r>
-              <m:r>
-                <m:rPr>
-                  <m:sty m:val="p"/>
-                </m:rPr>
-                <m:t>×</m:t>
-              </m:r>
-              <m:sSup>
-                <m:e>
-                  <m:r>
-                    <m:t>10</m:t>
-                  </m:r>
-                </m:e>
-                <m:sup>
-                  <m:r>
-                    <m:rPr>
-                      <m:sty m:val="p"/>
-                    </m:rPr>
-                    <m:t>−</m:t>
-                  </m:r>
-                  <m:r>
-                    <m:t>9</m:t>
-                  </m:r>
-                </m:sup>
-              </m:sSup>
-            </m:oMath>
-            <w:r>
-              <w:t xml:space="preserve">​</w:t>
-            </w:r>
-          </w:p>
-        </w:tc>
-        <w:tc>
-          <w:tcPr/>
-          <w:p>
-            <w:pPr>
-              <w:pStyle w:val="Compact"/>
-              <w:jc w:val="right"/>
-            </w:pPr>
-            <w:r>
-              <w:t xml:space="preserve">0.9456</w:t>
-            </w:r>
-          </w:p>
-        </w:tc>
-        <w:tc>
-          <w:tcPr/>
-          <w:p>
-            <w:pPr>
-              <w:pStyle w:val="Compact"/>
-              <w:jc w:val="left"/>
-            </w:pPr>
-            <w:r>
-              <w:t xml:space="preserve">Flat</w:t>
-            </w:r>
-          </w:p>
-        </w:tc>
-        <w:tc>
-          <w:tcPr/>
-          <w:p>
-            <w:pPr>
-              <w:pStyle w:val="Compact"/>
-              <w:jc w:val="left"/>
-            </w:pPr>
-            <w:r>
-              <w:t xml:space="preserve">Hardware artifact (volatiles / CO</w:t>
-            </w:r>
-            <m:oMath>
-              <m:sSub>
-                <m:e>
-                  <m:r>
-                    <m:t>​</m:t>
-                  </m:r>
-                </m:e>
-                <m:sub>
-                  <m:r>
-                    <m:t>2</m:t>
-                  </m:r>
-                </m:sub>
-              </m:sSub>
-            </m:oMath>
-            <w:r>
-              <w:t xml:space="preserve">)</w:t>
-            </w:r>
-          </w:p>
-        </w:tc>
-      </w:tr>
-      <w:tr>
-        <w:tc>
-          <w:tcPr/>
-          <w:p>
-            <w:pPr>
-              <w:pStyle w:val="Compact"/>
-              <w:jc w:val="left"/>
-            </w:pPr>
-            <w:r>
-              <w:t xml:space="preserve">M</w:t>
-            </w:r>
-          </w:p>
-        </w:tc>
-        <w:tc>
-          <w:tcPr/>
-          <w:p>
-            <w:pPr>
-              <w:pStyle w:val="Compact"/>
-              <w:jc w:val="left"/>
-            </w:pPr>
-            <w:r>
-              <w:t xml:space="preserve">Cellular response overview</w:t>
-            </w:r>
-          </w:p>
-        </w:tc>
-        <w:tc>
-          <w:tcPr/>
-          <w:p>
-            <w:pPr>
-              <w:pStyle w:val="Compact"/>
-              <w:jc w:val="right"/>
-            </w:pPr>
-            <m:oMath>
-              <m:r>
-                <m:t>2.33</m:t>
-              </m:r>
-              <m:r>
-                <m:rPr>
-                  <m:sty m:val="p"/>
-                </m:rPr>
-                <m:t>×</m:t>
-              </m:r>
-              <m:sSup>
-                <m:e>
-                  <m:r>
-                    <m:t>10</m:t>
-                  </m:r>
-                </m:e>
-                <m:sup>
-                  <m:r>
-                    <m:rPr>
-                      <m:sty m:val="p"/>
-                    </m:rPr>
-                    <m:t>−</m:t>
-                  </m:r>
-                  <m:r>
-                    <m:t>6</m:t>
-                  </m:r>
-                </m:sup>
-              </m:sSup>
-            </m:oMath>
-            <w:r>
-              <w:t xml:space="preserve">​</w:t>
-            </w:r>
-          </w:p>
-        </w:tc>
-        <w:tc>
-          <w:tcPr/>
-          <w:p>
-            <w:pPr>
-              <w:pStyle w:val="Compact"/>
-              <w:jc w:val="right"/>
-            </w:pPr>
-            <w:r>
-              <w:t xml:space="preserve">0.6111</w:t>
-            </w:r>
-          </w:p>
-        </w:tc>
-        <w:tc>
-          <w:tcPr/>
-          <w:p>
-            <w:pPr>
-              <w:pStyle w:val="Compact"/>
-              <w:jc w:val="left"/>
-            </w:pPr>
-            <w:r>
-              <w:t xml:space="preserve">Down</w:t>
-            </w:r>
-          </w:p>
-        </w:tc>
-        <w:tc>
-          <w:tcPr/>
-          <w:p>
-            <w:pPr>
-              <w:pStyle w:val="Compact"/>
-              <w:jc w:val="left"/>
-            </w:pPr>
-            <w:r>
-              <w:t xml:space="preserve">Hardware artifact</w:t>
-            </w:r>
-          </w:p>
-        </w:tc>
-      </w:tr>
-      <w:tr>
-        <w:tc>
-          <w:tcPr/>
-          <w:p>
-            <w:pPr>
-              <w:pStyle w:val="Compact"/>
-              <w:jc w:val="left"/>
-            </w:pPr>
-            <w:r>
-              <w:t xml:space="preserve">M</w:t>
-            </w:r>
-          </w:p>
-        </w:tc>
-        <w:tc>
-          <w:tcPr/>
-          <w:p>
-            <w:pPr>
-              <w:pStyle w:val="Compact"/>
-              <w:jc w:val="left"/>
-            </w:pPr>
-            <w:r>
-              <w:t xml:space="preserve">Biotic Stress</w:t>
-            </w:r>
-          </w:p>
-        </w:tc>
-        <w:tc>
-          <w:tcPr/>
-          <w:p>
-            <w:pPr>
-              <w:pStyle w:val="Compact"/>
-              <w:jc w:val="right"/>
-            </w:pPr>
-            <m:oMath>
-              <m:r>
-                <m:t>2.10</m:t>
-              </m:r>
-              <m:r>
-                <m:rPr>
-                  <m:sty m:val="p"/>
-                </m:rPr>
-                <m:t>×</m:t>
-              </m:r>
-              <m:sSup>
-                <m:e>
-                  <m:r>
-                    <m:t>10</m:t>
-                  </m:r>
-                </m:e>
-                <m:sup>
-                  <m:r>
-                    <m:rPr>
-                      <m:sty m:val="p"/>
-                    </m:rPr>
-                    <m:t>−</m:t>
-                  </m:r>
-                  <m:r>
-                    <m:t>4</m:t>
-                  </m:r>
-                </m:sup>
-              </m:sSup>
-            </m:oMath>
-            <w:r>
-              <w:t xml:space="preserve">​</w:t>
-            </w:r>
-          </w:p>
-        </w:tc>
-        <w:tc>
-          <w:tcPr/>
-          <w:p>
-            <w:pPr>
-              <w:pStyle w:val="Compact"/>
-              <w:jc w:val="right"/>
-            </w:pPr>
-            <w:r>
-              <w:t xml:space="preserve">0.0151</w:t>
-            </w:r>
-          </w:p>
-        </w:tc>
-        <w:tc>
-          <w:tcPr/>
-          <w:p>
-            <w:pPr>
-              <w:pStyle w:val="Compact"/>
-              <w:jc w:val="left"/>
-            </w:pPr>
-            <w:r>
-              <w:t xml:space="preserve">Up</w:t>
-            </w:r>
-          </w:p>
-        </w:tc>
-        <w:tc>
-          <w:tcPr/>
-          <w:p>
-            <w:pPr>
-              <w:pStyle w:val="Compact"/>
-              <w:jc w:val="left"/>
-            </w:pPr>
-            <w:r>
-              <w:rPr>
-                <w:b/>
-                <w:bCs/>
-              </w:rPr>
-              <w:t xml:space="preserve">Conserved microgravity response</w:t>
-            </w:r>
-          </w:p>
-        </w:tc>
-      </w:tr>
-      <w:tr>
-        <w:tc>
-          <w:tcPr/>
-          <w:p>
-            <w:pPr>
-              <w:pStyle w:val="Compact"/>
-              <w:jc w:val="left"/>
-            </w:pPr>
-            <w:r>
-              <w:t xml:space="preserve">K</w:t>
-            </w:r>
-          </w:p>
-        </w:tc>
-        <w:tc>
-          <w:tcPr/>
-          <w:p>
-            <w:pPr>
-              <w:pStyle w:val="Compact"/>
-              <w:jc w:val="left"/>
-            </w:pPr>
-            <w:r>
-              <w:t xml:space="preserve">Glucosinolate biosynthesis</w:t>
-            </w:r>
-          </w:p>
-        </w:tc>
-        <w:tc>
-          <w:tcPr/>
-          <w:p>
-            <w:pPr>
-              <w:pStyle w:val="Compact"/>
-              <w:jc w:val="right"/>
-            </w:pPr>
-            <m:oMath>
-              <m:r>
-                <m:t>6.02</m:t>
-              </m:r>
-              <m:r>
-                <m:rPr>
-                  <m:sty m:val="p"/>
-                </m:rPr>
-                <m:t>×</m:t>
-              </m:r>
-              <m:sSup>
-                <m:e>
-                  <m:r>
-                    <m:t>10</m:t>
-                  </m:r>
-                </m:e>
-                <m:sup>
-                  <m:r>
-                    <m:rPr>
-                      <m:sty m:val="p"/>
-                    </m:rPr>
-                    <m:t>−</m:t>
-                  </m:r>
-                  <m:r>
-                    <m:t>4</m:t>
-                  </m:r>
-                </m:sup>
-              </m:sSup>
-            </m:oMath>
-            <w:r>
-              <w:t xml:space="preserve">​</w:t>
-            </w:r>
-          </w:p>
-        </w:tc>
-        <w:tc>
-          <w:tcPr/>
-          <w:p>
-            <w:pPr>
-              <w:pStyle w:val="Compact"/>
-              <w:jc w:val="right"/>
-            </w:pPr>
-            <w:r>
-              <w:t xml:space="preserve">0.8453</w:t>
-            </w:r>
-          </w:p>
-        </w:tc>
-        <w:tc>
-          <w:tcPr/>
-          <w:p>
-            <w:pPr>
-              <w:pStyle w:val="Compact"/>
-              <w:jc w:val="left"/>
-            </w:pPr>
-            <w:r>
-              <w:t xml:space="preserve">Up</w:t>
-            </w:r>
-          </w:p>
-        </w:tc>
-        <w:tc>
-          <w:tcPr/>
-          <w:p>
-            <w:pPr>
-              <w:pStyle w:val="Compact"/>
-              <w:jc w:val="left"/>
-            </w:pPr>
-            <w:r>
-              <w:t xml:space="preserve">Hardware artifact</w:t>
-            </w:r>
-          </w:p>
-        </w:tc>
-      </w:tr>
-      <w:tr>
-        <w:tc>
-          <w:tcPr/>
-          <w:p>
-            <w:pPr>
-              <w:pStyle w:val="Compact"/>
-              <w:jc w:val="left"/>
-            </w:pPr>
-            <w:r>
-              <w:t xml:space="preserve">K</w:t>
-            </w:r>
-          </w:p>
-        </w:tc>
-        <w:tc>
-          <w:tcPr/>
-          <w:p>
-            <w:pPr>
-              <w:pStyle w:val="Compact"/>
-              <w:jc w:val="left"/>
-            </w:pPr>
-            <w:r>
-              <w:t xml:space="preserve">Plant hormone signal transduction</w:t>
-            </w:r>
-          </w:p>
-        </w:tc>
-        <w:tc>
-          <w:tcPr/>
-          <w:p>
-            <w:pPr>
-              <w:pStyle w:val="Compact"/>
-              <w:jc w:val="right"/>
-            </w:pPr>
-            <w:r>
-              <w:t xml:space="preserve">0.0011</w:t>
-            </w:r>
-          </w:p>
-        </w:tc>
-        <w:tc>
-          <w:tcPr/>
-          <w:p>
-            <w:pPr>
-              <w:pStyle w:val="Compact"/>
-              <w:jc w:val="right"/>
-            </w:pPr>
-            <w:r>
-              <w:t xml:space="preserve">0.0516</w:t>
-            </w:r>
-          </w:p>
-        </w:tc>
-        <w:tc>
-          <w:tcPr/>
-          <w:p>
-            <w:pPr>
-              <w:pStyle w:val="Compact"/>
-              <w:jc w:val="left"/>
-            </w:pPr>
-            <w:r>
-              <w:t xml:space="preserve">Up</w:t>
-            </w:r>
-          </w:p>
-        </w:tc>
-        <w:tc>
-          <w:tcPr/>
-          <w:p>
-            <w:pPr>
-              <w:pStyle w:val="Compact"/>
-              <w:jc w:val="left"/>
-            </w:pPr>
-            <w:r>
-              <w:t xml:space="preserve">Borderline conserved</w:t>
-            </w:r>
-          </w:p>
-        </w:tc>
-      </w:tr>
-      <w:tr>
-        <w:tc>
-          <w:tcPr/>
-          <w:p>
-            <w:pPr>
-              <w:pStyle w:val="Compact"/>
-              <w:jc w:val="left"/>
-            </w:pPr>
-            <w:r>
-              <w:t xml:space="preserve">K</w:t>
-            </w:r>
-          </w:p>
-        </w:tc>
-        <w:tc>
-          <w:tcPr/>
-          <w:p>
-            <w:pPr>
-              <w:pStyle w:val="Compact"/>
-              <w:jc w:val="left"/>
-            </w:pPr>
-            <w:r>
-              <w:t xml:space="preserve">Photosynthesis</w:t>
-            </w:r>
-          </w:p>
-        </w:tc>
-        <w:tc>
-          <w:tcPr/>
-          <w:p>
-            <w:pPr>
-              <w:pStyle w:val="Compact"/>
-              <w:jc w:val="right"/>
-            </w:pPr>
-            <w:r>
-              <w:t xml:space="preserve">0.0080</w:t>
-            </w:r>
-          </w:p>
-        </w:tc>
-        <w:tc>
-          <w:tcPr/>
-          <w:p>
-            <w:pPr>
-              <w:pStyle w:val="Compact"/>
-              <w:jc w:val="right"/>
-            </w:pPr>
-            <w:r>
-              <w:t xml:space="preserve">0.8512</w:t>
-            </w:r>
-          </w:p>
-        </w:tc>
-        <w:tc>
-          <w:tcPr/>
-          <w:p>
-            <w:pPr>
-              <w:pStyle w:val="Compact"/>
-              <w:jc w:val="left"/>
-            </w:pPr>
-            <w:r>
-              <w:t xml:space="preserve">Down</w:t>
-            </w:r>
-          </w:p>
-        </w:tc>
-        <w:tc>
-          <w:tcPr/>
-          <w:p>
-            <w:pPr>
-              <w:pStyle w:val="Compact"/>
-              <w:jc w:val="left"/>
-            </w:pPr>
-            <w:r>
-              <w:t xml:space="preserve">Hardware-modulated</w:t>
-            </w:r>
-          </w:p>
-        </w:tc>
-      </w:tr>
-      <w:tr>
-        <w:tc>
-          <w:tcPr/>
-          <w:p>
-            <w:pPr>
-              <w:pStyle w:val="Compact"/>
-              <w:jc w:val="left"/>
-            </w:pPr>
-            <w:r>
-              <w:t xml:space="preserve">K</w:t>
-            </w:r>
-          </w:p>
-        </w:tc>
-        <w:tc>
-          <w:tcPr/>
-          <w:p>
-            <w:pPr>
-              <w:pStyle w:val="Compact"/>
-              <w:jc w:val="left"/>
-            </w:pPr>
-            <w:r>
-              <w:t xml:space="preserve">MAPK signaling pathway</w:t>
-            </w:r>
-          </w:p>
-        </w:tc>
-        <w:tc>
-          <w:tcPr/>
-          <w:p>
-            <w:pPr>
-              <w:pStyle w:val="Compact"/>
-              <w:jc w:val="right"/>
-            </w:pPr>
-            <w:r>
-              <w:t xml:space="preserve">0.0094</w:t>
-            </w:r>
-          </w:p>
-        </w:tc>
-        <w:tc>
-          <w:tcPr/>
-          <w:p>
-            <w:pPr>
-              <w:pStyle w:val="Compact"/>
-              <w:jc w:val="right"/>
-            </w:pPr>
-            <w:r>
-              <w:t xml:space="preserve">0.2322</w:t>
-            </w:r>
-          </w:p>
-        </w:tc>
-        <w:tc>
-          <w:tcPr/>
-          <w:p>
-            <w:pPr>
-              <w:pStyle w:val="Compact"/>
-              <w:jc w:val="left"/>
-            </w:pPr>
-            <w:r>
-              <w:t xml:space="preserve">Up</w:t>
-            </w:r>
-          </w:p>
-        </w:tc>
-        <w:tc>
-          <w:tcPr/>
-          <w:p>
-            <w:pPr>
-              <w:pStyle w:val="Compact"/>
-              <w:jc w:val="left"/>
-            </w:pPr>
-            <w:r>
-              <w:t xml:space="preserve">Hardware-modulated</w:t>
-            </w:r>
-          </w:p>
-        </w:tc>
-      </w:tr>
-      <w:tr>
-        <w:tc>
-          <w:tcPr/>
-          <w:p>
-            <w:pPr>
-              <w:pStyle w:val="Compact"/>
-              <w:jc w:val="left"/>
-            </w:pPr>
-            <w:r>
-              <w:t xml:space="preserve">K</w:t>
-            </w:r>
-          </w:p>
-        </w:tc>
-        <w:tc>
-          <w:tcPr/>
-          <w:p>
-            <w:pPr>
-              <w:pStyle w:val="Compact"/>
-              <w:jc w:val="left"/>
-            </w:pPr>
-            <w:r>
-              <w:t xml:space="preserve">Starch and sucrose metabolism</w:t>
-            </w:r>
-          </w:p>
-        </w:tc>
-        <w:tc>
-          <w:tcPr/>
-          <w:p>
-            <w:pPr>
-              <w:pStyle w:val="Compact"/>
-              <w:jc w:val="right"/>
-            </w:pPr>
-            <w:r>
-              <w:t xml:space="preserve">0.0186</w:t>
-            </w:r>
-          </w:p>
-        </w:tc>
-        <w:tc>
-          <w:tcPr/>
-          <w:p>
-            <w:pPr>
-              <w:pStyle w:val="Compact"/>
-              <w:jc w:val="right"/>
-            </w:pPr>
-            <w:r>
-              <w:t xml:space="preserve">0.5428</w:t>
-            </w:r>
-          </w:p>
-        </w:tc>
-        <w:tc>
-          <w:tcPr/>
-          <w:p>
-            <w:pPr>
-              <w:pStyle w:val="Compact"/>
-              <w:jc w:val="left"/>
-            </w:pPr>
-            <w:r>
-              <w:t xml:space="preserve">Down</w:t>
-            </w:r>
-          </w:p>
-        </w:tc>
-        <w:tc>
-          <w:tcPr/>
-          <w:p>
-            <w:pPr>
-              <w:pStyle w:val="Compact"/>
-              <w:jc w:val="left"/>
-            </w:pPr>
-            <w:r>
-              <w:t xml:space="preserve">Hardware-modulated</w:t>
-            </w:r>
-          </w:p>
-        </w:tc>
-      </w:tr>
-      <w:tr>
-        <w:tc>
-          <w:tcPr/>
-          <w:p>
-            <w:pPr>
-              <w:pStyle w:val="Compact"/>
-              <w:jc w:val="left"/>
-            </w:pPr>
-            <w:r>
-              <w:t xml:space="preserve">K</w:t>
-            </w:r>
-          </w:p>
-        </w:tc>
-        <w:tc>
-          <w:tcPr/>
-          <w:p>
-            <w:pPr>
-              <w:pStyle w:val="Compact"/>
-              <w:jc w:val="left"/>
-            </w:pPr>
-            <w:r>
-              <w:t xml:space="preserve">Photosynthesis - antenna proteins</w:t>
-            </w:r>
-          </w:p>
-        </w:tc>
-        <w:tc>
-          <w:tcPr/>
-          <w:p>
-            <w:pPr>
-              <w:pStyle w:val="Compact"/>
-              <w:jc w:val="right"/>
-            </w:pPr>
-            <w:r>
-              <w:t xml:space="preserve">0.0217</w:t>
-            </w:r>
-          </w:p>
-        </w:tc>
-        <w:tc>
-          <w:tcPr/>
-          <w:p>
-            <w:pPr>
-              <w:pStyle w:val="Compact"/>
-              <w:jc w:val="right"/>
-            </w:pPr>
-            <w:r>
-              <w:t xml:space="preserve">1.0000</w:t>
-            </w:r>
-          </w:p>
-        </w:tc>
-        <w:tc>
-          <w:tcPr/>
-          <w:p>
-            <w:pPr>
-              <w:pStyle w:val="Compact"/>
-              <w:jc w:val="left"/>
-            </w:pPr>
-            <w:r>
-              <w:t xml:space="preserve">Down</w:t>
-            </w:r>
-          </w:p>
-        </w:tc>
-        <w:tc>
-          <w:tcPr/>
-          <w:p>
-            <w:pPr>
-              <w:pStyle w:val="Compact"/>
-              <w:jc w:val="left"/>
-            </w:pPr>
-            <w:r>
-              <w:t xml:space="preserve">Hardware-modulated</w:t>
-            </w:r>
-          </w:p>
-        </w:tc>
-      </w:tr>
-      <w:tr>
-        <w:tc>
-          <w:tcPr/>
-          <w:p>
-            <w:pPr>
-              <w:pStyle w:val="Compact"/>
-              <w:jc w:val="left"/>
-            </w:pPr>
-            <w:r>
-              <w:t xml:space="preserve">M</w:t>
-            </w:r>
-          </w:p>
-        </w:tc>
-        <w:tc>
-          <w:tcPr/>
-          <w:p>
-            <w:pPr>
-              <w:pStyle w:val="Compact"/>
-              <w:jc w:val="left"/>
-            </w:pPr>
-            <w:r>
-              <w:t xml:space="preserve">Raffinose metabolism</w:t>
-            </w:r>
-          </w:p>
-        </w:tc>
-        <w:tc>
-          <w:tcPr/>
-          <w:p>
-            <w:pPr>
-              <w:pStyle w:val="Compact"/>
-              <w:jc w:val="right"/>
-            </w:pPr>
-            <w:r>
-              <w:t xml:space="preserve">0.0274</w:t>
-            </w:r>
-          </w:p>
-        </w:tc>
-        <w:tc>
-          <w:tcPr/>
-          <w:p>
-            <w:pPr>
-              <w:pStyle w:val="Compact"/>
-              <w:jc w:val="right"/>
-            </w:pPr>
-            <w:r>
-              <w:t xml:space="preserve">0.0081</w:t>
-            </w:r>
-          </w:p>
-        </w:tc>
-        <w:tc>
-          <w:tcPr/>
-          <w:p>
-            <w:pPr>
-              <w:pStyle w:val="Compact"/>
-              <w:jc w:val="left"/>
-            </w:pPr>
-            <w:r>
-              <w:t xml:space="preserve">Up</w:t>
-            </w:r>
-          </w:p>
-        </w:tc>
-        <w:tc>
-          <w:tcPr/>
-          <w:p>
-            <w:pPr>
-              <w:pStyle w:val="Compact"/>
-              <w:jc w:val="left"/>
-            </w:pPr>
-            <w:r>
-              <w:rPr>
-                <w:b/>
-                <w:bCs/>
-              </w:rPr>
-              <w:t xml:space="preserve">Conserved microgravity response</w:t>
-            </w:r>
-          </w:p>
-        </w:tc>
-      </w:tr>
-      <w:tr>
-        <w:tc>
-          <w:tcPr/>
-          <w:p>
-            <w:pPr>
-              <w:pStyle w:val="Compact"/>
-              <w:jc w:val="left"/>
-            </w:pPr>
-            <w:r>
-              <w:t xml:space="preserve">K</w:t>
-            </w:r>
-          </w:p>
-        </w:tc>
-        <w:tc>
-          <w:tcPr/>
-          <w:p>
-            <w:pPr>
-              <w:pStyle w:val="Compact"/>
-              <w:jc w:val="left"/>
-            </w:pPr>
-            <w:r>
-              <w:t xml:space="preserve">Carbon fixation by Calvin cycle</w:t>
-            </w:r>
-          </w:p>
-        </w:tc>
-        <w:tc>
-          <w:tcPr/>
-          <w:p>
-            <w:pPr>
-              <w:pStyle w:val="Compact"/>
-              <w:jc w:val="right"/>
-            </w:pPr>
-            <w:r>
-              <w:t xml:space="preserve">0.1420</w:t>
-            </w:r>
-          </w:p>
-        </w:tc>
-        <w:tc>
-          <w:tcPr/>
-          <w:p>
-            <w:pPr>
-              <w:pStyle w:val="Compact"/>
-              <w:jc w:val="right"/>
-            </w:pPr>
-            <w:r>
-              <w:t xml:space="preserve">0.0074</w:t>
-            </w:r>
-          </w:p>
-        </w:tc>
-        <w:tc>
-          <w:tcPr/>
-          <w:p>
-            <w:pPr>
-              <w:pStyle w:val="Compact"/>
-              <w:jc w:val="left"/>
-            </w:pPr>
-            <w:r>
-              <w:t xml:space="preserve">Up</w:t>
-            </w:r>
-          </w:p>
-        </w:tc>
-        <w:tc>
-          <w:tcPr/>
-          <w:p>
-            <w:pPr>
-              <w:pStyle w:val="Compact"/>
-              <w:jc w:val="left"/>
-            </w:pPr>
-            <w:r>
-              <w:t xml:space="preserve">ABRS-specific (CO</w:t>
-            </w:r>
-            <m:oMath>
-              <m:sSub>
-                <m:e>
-                  <m:r>
-                    <m:t>​</m:t>
-                  </m:r>
-                </m:e>
-                <m:sub>
-                  <m:r>
-                    <m:t>2</m:t>
-                  </m:r>
-                </m:sub>
-              </m:sSub>
-            </m:oMath>
-            <w:r>
-              <w:t xml:space="preserve"> </w:t>
-            </w:r>
-            <w:r>
-              <w:t xml:space="preserve">saturated)</w:t>
-            </w:r>
-          </w:p>
-        </w:tc>
-      </w:tr>
-      <w:tr>
-        <w:tc>
-          <w:tcPr/>
-          <w:p>
-            <w:pPr>
-              <w:pStyle w:val="Compact"/>
-              <w:jc w:val="left"/>
-            </w:pPr>
-            <w:r>
-              <w:t xml:space="preserve">K</w:t>
-            </w:r>
-          </w:p>
-        </w:tc>
-        <w:tc>
-          <w:tcPr/>
-          <w:p>
-            <w:pPr>
-              <w:pStyle w:val="Compact"/>
-              <w:jc w:val="left"/>
-            </w:pPr>
-            <w:r>
-              <w:t xml:space="preserve">Cysteine and methionine metabolism</w:t>
-            </w:r>
-          </w:p>
-        </w:tc>
-        <w:tc>
-          <w:tcPr/>
-          <w:p>
-            <w:pPr>
-              <w:pStyle w:val="Compact"/>
-              <w:jc w:val="right"/>
-            </w:pPr>
-            <w:r>
-              <w:t xml:space="preserve">0.2110</w:t>
-            </w:r>
-          </w:p>
-        </w:tc>
-        <w:tc>
-          <w:tcPr/>
-          <w:p>
-            <w:pPr>
-              <w:pStyle w:val="Compact"/>
-              <w:jc w:val="right"/>
-            </w:pPr>
-            <w:r>
-              <w:t xml:space="preserve">0.0015</w:t>
-            </w:r>
-          </w:p>
-        </w:tc>
-        <w:tc>
-          <w:tcPr/>
-          <w:p>
-            <w:pPr>
-              <w:pStyle w:val="Compact"/>
-              <w:jc w:val="left"/>
-            </w:pPr>
-            <w:r>
-              <w:t xml:space="preserve">Down</w:t>
-            </w:r>
-          </w:p>
-        </w:tc>
-        <w:tc>
-          <w:tcPr/>
-          <w:p>
-            <w:pPr>
-              <w:pStyle w:val="Compact"/>
-              <w:jc w:val="left"/>
-            </w:pPr>
-            <w:r>
-              <w:t xml:space="preserve">ABRS-specific</w:t>
-            </w:r>
-          </w:p>
-        </w:tc>
-      </w:tr>
-      <w:tr>
-        <w:tc>
-          <w:tcPr/>
-          <w:p>
-            <w:pPr>
-              <w:pStyle w:val="Compact"/>
-            </w:pPr>
-          </w:p>
-        </w:tc>
-        <w:tc>
-          <w:tcPr/>
-          <w:p>
-            <w:pPr>
-              <w:pStyle w:val="Compact"/>
-            </w:pPr>
-          </w:p>
-        </w:tc>
-        <w:tc>
-          <w:tcPr/>
-          <w:p>
-            <w:pPr>
-              <w:pStyle w:val="Compact"/>
-            </w:pPr>
-          </w:p>
-        </w:tc>
-        <w:tc>
-          <w:tcPr/>
-          <w:p>
-            <w:pPr>
-              <w:pStyle w:val="Compact"/>
-            </w:pPr>
-          </w:p>
-        </w:tc>
-        <w:tc>
-          <w:tcPr/>
-          <w:p>
-            <w:pPr>
-              <w:pStyle w:val="Compact"/>
-            </w:pPr>
-          </w:p>
-        </w:tc>
-        <w:tc>
-          <w:tcPr/>
-          <w:p>
-            <w:pPr>
-              <w:pStyle w:val="Compact"/>
-            </w:pPr>
-          </w:p>
-        </w:tc>
-      </w:tr>
-    </w:tbl>
     <w:bookmarkEnd w:id="13"/>
-    <w:bookmarkEnd w:id="14"/>
     <w:sectPr>
       <w:footnotePr>
         <w:numRestart w:val="eachSect"/>

--- a/manuscript/latex/supplementary.docx
+++ b/manuscript/latex/supplementary.docx
@@ -37,11 +37,6 @@
       <w:r>
         <w:t xml:space="preserve">flight contrasts</w:t>
       </w:r>
-    </w:p>
-    <w:p>
-      <w:pPr>
-        <w:pStyle w:val="Author"/>
-      </w:pPr>
     </w:p>
     <w:p>
       <w:pPr>
